--- a/examples/example_avionics_drone.docx
+++ b/examples/example_avionics_drone.docx
@@ -578,56 +578,6 @@
     </w:p>
     <w:p>
       <w:pPr>
-        <w:pStyle w:val="Heading2"/>
-      </w:pPr>
-      <w:r>
-        <w:rPr>
-          <w:b/>
-        </w:rPr>
-        <w:t>Radiosonde ground-station acceptance test protocol</w:t>
-      </w:r>
-    </w:p>
-    <w:p>
-      <w:pPr>
-        <w:pStyle w:val="RISEntryMeta"/>
-      </w:pPr>
-      <w:r>
-        <w:t>Coordinator · Jan 2018 – Mar 2019</w:t>
-      </w:r>
-    </w:p>
-    <w:p>
-      <w:pPr>
-        <w:pStyle w:val="RISBody"/>
-      </w:pPr>
-      <w:r>
-        <w:t>Station acceptance testing varied between sites.</w:t>
-      </w:r>
-    </w:p>
-    <w:p>
-      <w:pPr>
-        <w:pStyle w:val="RISBullet"/>
-        <w:numPr>
-          <w:ilvl w:val="0"/>
-          <w:numId w:val="90"/>
-        </w:numPr>
-        <w:ind w:left="255" w:hanging="255"/>
-      </w:pPr>
-      <w:r>
-        <w:t>A common acceptance protocol and checklist adopted for new ground-receiving systems.</w:t>
-      </w:r>
-    </w:p>
-    <w:p>
-      <w:pPr>
-        <w:spacing w:before="0" w:after="0" w:lineRule="exact" w:line="70"/>
-      </w:pPr>
-      <w:r>
-        <w:rPr>
-          <w:sz w:val="2"/>
-        </w:rPr>
-      </w:r>
-    </w:p>
-    <w:p>
-      <w:pPr>
         <w:pStyle w:val="Heading1"/>
         <w:pBdr>
           <w:bottom w:val="single" w:sz="6" w:space="2" w:color="12355B"/>
@@ -1104,7 +1054,7 @@
         <w:rPr>
           <w:b/>
         </w:rPr>
-        <w:t>Deep Learning for Edge Devices (40-hour course)</w:t>
+        <w:t>Deep Learning for Edge Devices</w:t>
       </w:r>
     </w:p>
     <w:p>
@@ -1112,7 +1062,49 @@
         <w:pStyle w:val="RISEntryMeta"/>
       </w:pPr>
       <w:r>
-        <w:t>Example Academy of Applied Computing · 2022</w:t>
+        <w:t>Example Academy of Applied Computing · Mar 2022</w:t>
+      </w:r>
+    </w:p>
+    <w:p>
+      <w:pPr>
+        <w:pStyle w:val="RISMeta"/>
+      </w:pPr>
+      <w:r>
+        <w:rPr>
+          <w:b/>
+        </w:rPr>
+        <w:t xml:space="preserve">Duration: </w:t>
+      </w:r>
+      <w:r>
+        <w:t>40 hours</w:t>
+      </w:r>
+    </w:p>
+    <w:p>
+      <w:pPr>
+        <w:pStyle w:val="RISMeta"/>
+      </w:pPr>
+      <w:r>
+        <w:rPr>
+          <w:b/>
+        </w:rPr>
+        <w:t xml:space="preserve">Credential: </w:t>
+      </w:r>
+      <w:r>
+        <w:t>EAAC-DL-0042</w:t>
+      </w:r>
+    </w:p>
+    <w:p>
+      <w:pPr>
+        <w:pStyle w:val="RISMeta"/>
+      </w:pPr>
+      <w:r>
+        <w:rPr>
+          <w:b/>
+        </w:rPr>
+        <w:t xml:space="preserve">Valid until: </w:t>
+      </w:r>
+      <w:r>
+        <w:t>Mar 2029</w:t>
       </w:r>
     </w:p>
     <w:p>
@@ -1133,7 +1125,7 @@
         <w:rPr>
           <w:b/>
         </w:rPr>
-        <w:t>Public Procurement and GFR 2017 (5-day programme)</w:t>
+        <w:t>Workshop on Efficient Deep Learning for Embedded Vision</w:t>
       </w:r>
     </w:p>
     <w:p>
@@ -1141,7 +1133,121 @@
         <w:pStyle w:val="RISEntryMeta"/>
       </w:pPr>
       <w:r>
-        <w:t>Example Institute of Public Administration · 2019</w:t>
+        <w:t>Example Conference on Instrumentation (ECI 2023) · Dec 2023</w:t>
+      </w:r>
+    </w:p>
+    <w:p>
+      <w:pPr>
+        <w:pStyle w:val="RISMeta"/>
+      </w:pPr>
+      <w:r>
+        <w:rPr>
+          <w:b/>
+        </w:rPr>
+        <w:t xml:space="preserve">Duration: </w:t>
+      </w:r>
+      <w:r>
+        <w:t>2 days</w:t>
+      </w:r>
+    </w:p>
+    <w:p>
+      <w:pPr>
+        <w:spacing w:before="0" w:after="0" w:lineRule="exact" w:line="70"/>
+      </w:pPr>
+      <w:r>
+        <w:rPr>
+          <w:sz w:val="2"/>
+        </w:rPr>
+      </w:r>
+    </w:p>
+    <w:p>
+      <w:pPr>
+        <w:pStyle w:val="Heading2"/>
+      </w:pPr>
+      <w:r>
+        <w:rPr>
+          <w:b/>
+        </w:rPr>
+        <w:t>Introduction to Machine Learning (12-week course)</w:t>
+      </w:r>
+    </w:p>
+    <w:p>
+      <w:pPr>
+        <w:pStyle w:val="RISEntryMeta"/>
+      </w:pPr>
+      <w:r>
+        <w:t>Example Online University Consortium · Oct 2018</w:t>
+      </w:r>
+    </w:p>
+    <w:p>
+      <w:pPr>
+        <w:pStyle w:val="RISMeta"/>
+      </w:pPr>
+      <w:r>
+        <w:rPr>
+          <w:b/>
+        </w:rPr>
+        <w:t xml:space="preserve">Duration: </w:t>
+      </w:r>
+      <w:r>
+        <w:t>48 hours</w:t>
+      </w:r>
+    </w:p>
+    <w:p>
+      <w:pPr>
+        <w:pStyle w:val="RISMeta"/>
+      </w:pPr>
+      <w:r>
+        <w:rPr>
+          <w:b/>
+        </w:rPr>
+        <w:t xml:space="preserve">Result: </w:t>
+      </w:r>
+      <w:r>
+        <w:t>Elite (82%)</w:t>
+      </w:r>
+    </w:p>
+    <w:p>
+      <w:pPr>
+        <w:spacing w:before="0" w:after="0" w:lineRule="exact" w:line="70"/>
+      </w:pPr>
+      <w:r>
+        <w:rPr>
+          <w:sz w:val="2"/>
+        </w:rPr>
+      </w:r>
+    </w:p>
+    <w:p>
+      <w:pPr>
+        <w:pStyle w:val="Heading2"/>
+      </w:pPr>
+      <w:r>
+        <w:rPr>
+          <w:b/>
+        </w:rPr>
+        <w:t>Public Procurement and GFR 2017</w:t>
+      </w:r>
+    </w:p>
+    <w:p>
+      <w:pPr>
+        <w:pStyle w:val="RISEntryMeta"/>
+      </w:pPr>
+      <w:r>
+        <w:t>Example Institute of Public Administration (sponsored by Kestrel Atmospheric Instrumentation Laboratory) · Nov 2019</w:t>
+      </w:r>
+    </w:p>
+    <w:p>
+      <w:pPr>
+        <w:pStyle w:val="RISMeta"/>
+      </w:pPr>
+      <w:r>
+        <w:rPr>
+          <w:b/>
+        </w:rPr>
+        <w:t xml:space="preserve">Duration: </w:t>
+      </w:r>
+      <w:r>
+        <w:t>5 days</w:t>
       </w:r>
     </w:p>
     <w:p>

--- a/examples/example_avionics_drone.docx
+++ b/examples/example_avionics_drone.docx
@@ -155,7 +155,7 @@
         <w:pStyle w:val="RISBody"/>
       </w:pPr>
       <w:r>
-        <w:t>Avionics (MIL-STD-1553 / ARINC 429, Avionics integration) · Scientific instrumentation (Environmental qualification testing, Sensor calibration, Radiosonde and upper-air systems) · Embedded systems (Embedded C, ESP32 / STM32 microcontrollers) · Computer vision (Image super-resolution, Object detection) · Drones &amp; UAV systems (UAV payload integration) · Edge AI (NVIDIA Jetson deployment) · AI / machine learning (Deep learning, PyTorch) · Procurement &amp; administration (Technical procurement (GeM, GFR)) · IoT (MQTT and Node-RED, InfluxDB and Grafana) · Model optimisation (TensorRT and ONNX, Pruning and knowledge distillation) · Software &amp; tools (Python, Docker and Linux) · Technical leadership (Team leadership)</w:t>
+        <w:t>Avionics (MIL-STD-1553 / ARINC 429, Avionics integration) · Scientific instrumentation (Environmental qualification testing, Sensor calibration, Radiosonde and upper-air systems) · Embedded systems (Embedded C, ESP32 / STM32 microcontrollers) · Edge AI (NVIDIA Jetson deployment) · Drones &amp; UAV systems (UAV payload integration) · AI / machine learning (PyTorch, Deep learning) · IoT (MQTT and Node-RED, InfluxDB and Grafana) · Computer vision (Image super-resolution, Object detection) · GPU computing (CUDA / GPU computing) · Model optimisation (TensorRT and ONNX, Pruning and knowledge distillation) · Software &amp; tools (Python, Docker and Linux) · Technical leadership (Team leadership)</w:t>
       </w:r>
     </w:p>
     <w:p>
@@ -1168,7 +1168,7 @@
         <w:rPr>
           <w:b/>
         </w:rPr>
-        <w:t>Introduction to Machine Learning (12-week course)</w:t>
+        <w:t>National Seminar on Upper-Air Observing Systems</w:t>
       </w:r>
     </w:p>
     <w:p>
@@ -1176,7 +1176,7 @@
         <w:pStyle w:val="RISEntryMeta"/>
       </w:pPr>
       <w:r>
-        <w:t>Example Online University Consortium · Oct 2018</w:t>
+        <w:t>Example Society of Atmospheric Instrumentation · Aug 2021</w:t>
       </w:r>
     </w:p>
     <w:p>
@@ -1190,21 +1190,7 @@
         <w:t xml:space="preserve">Duration: </w:t>
       </w:r>
       <w:r>
-        <w:t>48 hours</w:t>
-      </w:r>
-    </w:p>
-    <w:p>
-      <w:pPr>
-        <w:pStyle w:val="RISMeta"/>
-      </w:pPr>
-      <w:r>
-        <w:rPr>
-          <w:b/>
-        </w:rPr>
-        <w:t xml:space="preserve">Result: </w:t>
-      </w:r>
-      <w:r>
-        <w:t>Elite (82%)</w:t>
+        <w:t>1 day</w:t>
       </w:r>
     </w:p>
     <w:p>
@@ -1225,7 +1211,7 @@
         <w:rPr>
           <w:b/>
         </w:rPr>
-        <w:t>Public Procurement and GFR 2017</w:t>
+        <w:t>Mid-Career Training Programme for Scientists</w:t>
       </w:r>
     </w:p>
     <w:p>
@@ -1233,7 +1219,7 @@
         <w:pStyle w:val="RISEntryMeta"/>
       </w:pPr>
       <w:r>
-        <w:t>Example Institute of Public Administration (sponsored by Kestrel Atmospheric Instrumentation Laboratory) · Nov 2019</w:t>
+        <w:t>Example Institute of Scientific Administration (sponsored by Ministry of Example Sciences) · Feb 2020</w:t>
       </w:r>
     </w:p>
     <w:p>
@@ -1247,7 +1233,7 @@
         <w:t xml:space="preserve">Duration: </w:t>
       </w:r>
       <w:r>
-        <w:t>5 days</w:t>
+        <w:t>10 days</w:t>
       </w:r>
     </w:p>
     <w:p>
@@ -1365,10 +1351,10 @@
         <w:rPr>
           <w:b/>
         </w:rPr>
-        <w:t xml:space="preserve">Computer vision: </w:t>
+        <w:t xml:space="preserve">Edge AI: </w:t>
       </w:r>
       <w:r>
-        <w:t>Image super-resolution, Object detection</w:t>
+        <w:t>NVIDIA Jetson deployment</w:t>
       </w:r>
     </w:p>
     <w:p>
@@ -1395,10 +1381,10 @@
         <w:rPr>
           <w:b/>
         </w:rPr>
-        <w:t xml:space="preserve">Edge AI: </w:t>
+        <w:t xml:space="preserve">AI / machine learning: </w:t>
       </w:r>
       <w:r>
-        <w:t>NVIDIA Jetson deployment</w:t>
+        <w:t>PyTorch, Deep learning</w:t>
       </w:r>
     </w:p>
     <w:p>
@@ -1410,10 +1396,10 @@
         <w:rPr>
           <w:b/>
         </w:rPr>
-        <w:t xml:space="preserve">AI / machine learning: </w:t>
+        <w:t xml:space="preserve">IoT: </w:t>
       </w:r>
       <w:r>
-        <w:t>Deep learning, PyTorch</w:t>
+        <w:t>MQTT and Node-RED, InfluxDB and Grafana</w:t>
       </w:r>
     </w:p>
     <w:p>
